--- a/Reports/paper 2.docx
+++ b/Reports/paper 2.docx
@@ -210,7 +210,7 @@
     </w:p>
     <w:p>
       <w:r>
-        <w:t>An introduction or a summary in 2-4 lines stating the problem which the paper has attempted to address and solve.</w:t>
+        <w:t xml:space="preserve">Sample-induced aberrations is a major challenge in High resolution microscopy of </w:t>
       </w:r>
     </w:p>
     <w:p>
@@ -1518,6 +1518,7 @@
   <w:style w:type="character" w:default="1" w:styleId="DefaultParagraphFont">
     <w:name w:val="Default Paragraph Font"/>
     <w:uiPriority w:val="1"/>
+    <w:semiHidden/>
     <w:unhideWhenUsed/>
   </w:style>
   <w:style w:type="table" w:default="1" w:styleId="TableNormal">

--- a/Reports/paper 2.docx
+++ b/Reports/paper 2.docx
@@ -209,8 +209,31 @@
       </w:r>
     </w:p>
     <w:p>
-      <w:r>
-        <w:t xml:space="preserve">Sample-induced aberrations is a major challenge in High resolution microscopy of </w:t>
+      <w:pPr>
+        <w:jc w:val="both"/>
+      </w:pPr>
+      <w:r>
+        <w:t>Sample-induced aberrations</w:t>
+      </w:r>
+      <w:r>
+        <w:t xml:space="preserve"> (optical inhomogeneities)</w:t>
+      </w:r>
+      <w:r>
+        <w:t xml:space="preserve"> is a major challenge in High resolution microscopy of </w:t>
+      </w:r>
+      <w:r>
+        <w:t xml:space="preserve">biological samples. If corrected through adaptive optics or deconvolution, quantitative knowledge of 3D position dependent RI is required. Conventional methods only give average RI of a cell (poor spatial resolution </w:t>
+      </w:r>
+      <w:proofErr w:type="spellStart"/>
+      <w:r>
+        <w:t>wrt</w:t>
+      </w:r>
+      <w:proofErr w:type="spellEnd"/>
+      <w:r>
+        <w:t xml:space="preserve"> subcellular structures) and pose </w:t>
+      </w:r>
+      <w:r>
+        <w:t>problem of alteration of sample if immersed in liquid. Modern techniques still fail to capture 3D spatial variations or require impractical setup like rotating sample in micropipette.</w:t>
       </w:r>
     </w:p>
     <w:p>
@@ -223,7 +246,10 @@
     </w:p>
     <w:p>
       <w:r>
-        <w:t>Write about the new technology/ new study as to what is it? Brief introduction about the technology or the study.</w:t>
+        <w:t xml:space="preserve">Tomographic Phase Microscopy is based on the principle of Fourier Projection </w:t>
+      </w:r>
+      <w:r>
+        <w:t xml:space="preserve">theorem; we get the high-resolution 3D RI map of the sample (live cells and tissues) by acquiring projections of RI in multiple directions. </w:t>
       </w:r>
     </w:p>
     <w:p>
@@ -309,6 +335,7 @@
           <w:sz w:val="32"/>
           <w:szCs w:val="32"/>
         </w:rPr>
+        <w:lastRenderedPageBreak/>
         <w:t xml:space="preserve">4. Novelty </w:t>
       </w:r>
     </w:p>
@@ -347,7 +374,6 @@
           <w:sz w:val="32"/>
           <w:szCs w:val="32"/>
         </w:rPr>
-        <w:lastRenderedPageBreak/>
         <w:t>5. Limitations and Criticism</w:t>
       </w:r>
     </w:p>
